--- a/DTIPEJÄ.261/Harjoitus5.docx
+++ b/DTIPEJÄ.261/Harjoitus5.docx
@@ -1944,6 +1944,75 @@
           <w:effect w:val="none"/>
           <w:shd w:fill="FFFFFF" w:val="clear"/>
         </w:rPr>
+      </w:r>
+    </w:p>
+    <w:p>
+      <w:pPr>
+        <w:pStyle w:val="BodyText"/>
+        <w:widowControl/>
+        <w:bidi w:val="0"/>
+        <w:spacing w:before="150" w:after="140"/>
+        <w:ind w:hanging="0" w:start="0" w:end="0"/>
+        <w:jc w:val="start"/>
+        <w:rPr>
+          <w:rFonts w:ascii="Open Sans;Helvetica;Arial;sans-serif" w:hAnsi="Open Sans;Helvetica;Arial;sans-serif"/>
+          <w:b w:val="false"/>
+          <w:i w:val="false"/>
+          <w:caps w:val="false"/>
+          <w:smallCaps w:val="false"/>
+          <w:strike w:val="false"/>
+          <w:dstrike w:val="false"/>
+          <w:color w:val="333333"/>
+          <w:spacing w:val="0"/>
+          <w:sz w:val="24"/>
+          <w:u w:val="none"/>
+          <w:effect w:val="none"/>
+          <w:shd w:fill="FFFFFF" w:val="clear"/>
+        </w:rPr>
+      </w:pPr>
+      <w:r>
+        <w:rPr>
+          <w:rFonts w:ascii="Open Sans;Helvetica;Arial;sans-serif" w:hAnsi="Open Sans;Helvetica;Arial;sans-serif"/>
+          <w:b w:val="false"/>
+          <w:i w:val="false"/>
+          <w:caps w:val="false"/>
+          <w:smallCaps w:val="false"/>
+          <w:strike w:val="false"/>
+          <w:dstrike w:val="false"/>
+          <w:color w:val="333333"/>
+          <w:spacing w:val="0"/>
+          <w:sz w:val="24"/>
+          <w:u w:val="none"/>
+          <w:effect w:val="none"/>
+          <w:shd w:fill="FFFFFF" w:val="clear"/>
+        </w:rPr>
+      </w:r>
+    </w:p>
+    <w:p>
+      <w:pPr>
+        <w:pStyle w:val="BodyText"/>
+        <w:widowControl/>
+        <w:bidi w:val="0"/>
+        <w:spacing w:before="150" w:after="140"/>
+        <w:ind w:hanging="0" w:start="0" w:end="0"/>
+        <w:jc w:val="start"/>
+        <w:rPr>
+          <w:rFonts w:ascii="Open Sans;Helvetica;Arial;sans-serif" w:hAnsi="Open Sans;Helvetica;Arial;sans-serif"/>
+          <w:b w:val="false"/>
+          <w:i w:val="false"/>
+          <w:caps w:val="false"/>
+          <w:smallCaps w:val="false"/>
+          <w:strike w:val="false"/>
+          <w:dstrike w:val="false"/>
+          <w:color w:val="333333"/>
+          <w:spacing w:val="0"/>
+          <w:sz w:val="24"/>
+          <w:u w:val="none"/>
+          <w:effect w:val="none"/>
+          <w:shd w:fill="FFFFFF" w:val="clear"/>
+        </w:rPr>
+      </w:pPr>
+      <w:r>
         <w:drawing>
           <wp:anchor behindDoc="0" distT="0" distB="0" distL="0" distR="0" simplePos="0" locked="0" layoutInCell="0" allowOverlap="1" relativeHeight="2">
             <wp:simplePos x="0" y="0"/>
@@ -1991,6 +2060,45 @@
           </wp:anchor>
         </w:drawing>
       </w:r>
+      <w:r>
+        <w:rPr>
+          <w:rFonts w:ascii="Open Sans;Helvetica;Arial;sans-serif" w:hAnsi="Open Sans;Helvetica;Arial;sans-serif"/>
+          <w:b w:val="false"/>
+          <w:i w:val="false"/>
+          <w:caps w:val="false"/>
+          <w:smallCaps w:val="false"/>
+          <w:strike w:val="false"/>
+          <w:dstrike w:val="false"/>
+          <w:color w:val="333333"/>
+          <w:spacing w:val="0"/>
+          <w:sz w:val="24"/>
+          <w:u w:val="none"/>
+          <w:effect w:val="none"/>
+          <w:shd w:fill="FFFFFF" w:val="clear"/>
+        </w:rPr>
+        <w:t xml:space="preserve">Video kokonaisuudessaan: </w:t>
+      </w:r>
+      <w:hyperlink r:id="rId3">
+        <w:r>
+          <w:rPr>
+            <w:rStyle w:val="Hyperlink"/>
+            <w:rFonts w:ascii="Open Sans;Helvetica;Arial;sans-serif" w:hAnsi="Open Sans;Helvetica;Arial;sans-serif"/>
+            <w:b w:val="false"/>
+            <w:i w:val="false"/>
+            <w:caps w:val="false"/>
+            <w:smallCaps w:val="false"/>
+            <w:strike w:val="false"/>
+            <w:dstrike w:val="false"/>
+            <w:color w:val="333333"/>
+            <w:spacing w:val="0"/>
+            <w:sz w:val="24"/>
+            <w:u w:val="none"/>
+            <w:effect w:val="none"/>
+            <w:shd w:fill="FFFFFF" w:val="clear"/>
+          </w:rPr>
+          <w:t>https://github.com/Tenuxi/Koulu2026/blob/main/DTIPEJ%C3%84.261/Harjoitus5.webm</w:t>
+        </w:r>
+      </w:hyperlink>
     </w:p>
     <w:p>
       <w:pPr>
@@ -2025,6 +2133,40 @@
           <w:shd w:fill="FFFFFF" w:val="clear"/>
         </w:rPr>
         <w:t> </w:t>
+      </w:r>
+    </w:p>
+    <w:p>
+      <w:pPr>
+        <w:pStyle w:val="BodyText"/>
+        <w:widowControl/>
+        <w:bidi w:val="0"/>
+        <w:spacing w:before="150" w:after="140"/>
+        <w:ind w:hanging="0" w:start="0" w:end="0"/>
+        <w:jc w:val="start"/>
+        <w:rPr>
+          <w:caps w:val="false"/>
+          <w:smallCaps w:val="false"/>
+          <w:strike w:val="false"/>
+          <w:dstrike w:val="false"/>
+          <w:color w:val="333333"/>
+          <w:spacing w:val="0"/>
+          <w:u w:val="none"/>
+          <w:effect w:val="none"/>
+          <w:shd w:fill="FFFFFF" w:val="clear"/>
+        </w:rPr>
+      </w:pPr>
+      <w:r>
+        <w:rPr>
+          <w:caps w:val="false"/>
+          <w:smallCaps w:val="false"/>
+          <w:strike w:val="false"/>
+          <w:dstrike w:val="false"/>
+          <w:color w:val="333333"/>
+          <w:spacing w:val="0"/>
+          <w:u w:val="none"/>
+          <w:effect w:val="none"/>
+          <w:shd w:fill="FFFFFF" w:val="clear"/>
+        </w:rPr>
       </w:r>
     </w:p>
     <w:p>
@@ -2963,6 +3105,13 @@
     <w:qFormat/>
     <w:rPr>
       <w:rFonts w:ascii="OpenSymbol" w:hAnsi="OpenSymbol" w:eastAsia="OpenSymbol" w:cs="OpenSymbol"/>
+    </w:rPr>
+  </w:style>
+  <w:style w:type="character" w:styleId="Hyperlink">
+    <w:name w:val="Hyperlink"/>
+    <w:rPr>
+      <w:color w:val="000080"/>
+      <w:u w:val="single"/>
     </w:rPr>
   </w:style>
   <w:style w:type="paragraph" w:styleId="Otsikko">

--- a/DTIPEJÄ.261/Harjoitus5.docx
+++ b/DTIPEJÄ.261/Harjoitus5.docx
@@ -2368,6 +2368,49 @@
           <w:effect w:val="none"/>
           <w:shd w:fill="FFFFFF" w:val="clear"/>
         </w:rPr>
+        <w:t>- 10.0.2.15</w:t>
+      </w:r>
+    </w:p>
+    <w:p>
+      <w:pPr>
+        <w:pStyle w:val="BodyText"/>
+        <w:widowControl/>
+        <w:bidi w:val="0"/>
+        <w:spacing w:before="150" w:after="140"/>
+        <w:ind w:hanging="0" w:start="0" w:end="0"/>
+        <w:jc w:val="start"/>
+        <w:rPr>
+          <w:rFonts w:ascii="Open Sans;Helvetica;Arial;sans-serif" w:hAnsi="Open Sans;Helvetica;Arial;sans-serif"/>
+          <w:b w:val="false"/>
+          <w:i w:val="false"/>
+          <w:caps w:val="false"/>
+          <w:smallCaps w:val="false"/>
+          <w:strike w:val="false"/>
+          <w:dstrike w:val="false"/>
+          <w:color w:val="333333"/>
+          <w:spacing w:val="0"/>
+          <w:sz w:val="24"/>
+          <w:u w:val="none"/>
+          <w:effect w:val="none"/>
+          <w:shd w:fill="FFFFFF" w:val="clear"/>
+        </w:rPr>
+      </w:pPr>
+      <w:r>
+        <w:rPr>
+          <w:rFonts w:ascii="Open Sans;Helvetica;Arial;sans-serif" w:hAnsi="Open Sans;Helvetica;Arial;sans-serif"/>
+          <w:b w:val="false"/>
+          <w:i w:val="false"/>
+          <w:caps w:val="false"/>
+          <w:smallCaps w:val="false"/>
+          <w:strike w:val="false"/>
+          <w:dstrike w:val="false"/>
+          <w:color w:val="333333"/>
+          <w:spacing w:val="0"/>
+          <w:sz w:val="24"/>
+          <w:u w:val="none"/>
+          <w:effect w:val="none"/>
+          <w:shd w:fill="FFFFFF" w:val="clear"/>
+        </w:rPr>
         <w:t>Mikä on verkkopeitteen (subnet mask) nelinumeroinen numerosarja? (Tällä voi jakaa tietokoneita aliverkkoihin.)</w:t>
       </w:r>
     </w:p>
@@ -2411,6 +2454,67 @@
           <w:effect w:val="none"/>
           <w:shd w:fill="FFFFFF" w:val="clear"/>
         </w:rPr>
+        <w:t xml:space="preserve">- </w:t>
+      </w:r>
+      <w:r>
+        <w:rPr>
+          <w:rFonts w:ascii="Open Sans;Helvetica;Arial;sans-serif" w:hAnsi="Open Sans;Helvetica;Arial;sans-serif"/>
+          <w:b w:val="false"/>
+          <w:i w:val="false"/>
+          <w:caps w:val="false"/>
+          <w:smallCaps w:val="false"/>
+          <w:strike w:val="false"/>
+          <w:dstrike w:val="false"/>
+          <w:color w:val="333333"/>
+          <w:spacing w:val="0"/>
+          <w:sz w:val="24"/>
+          <w:u w:val="none"/>
+          <w:effect w:val="none"/>
+          <w:shd w:fill="FFFFFF" w:val="clear"/>
+        </w:rPr>
+        <w:t>255.255.255.0</w:t>
+      </w:r>
+    </w:p>
+    <w:p>
+      <w:pPr>
+        <w:pStyle w:val="BodyText"/>
+        <w:widowControl/>
+        <w:bidi w:val="0"/>
+        <w:spacing w:before="150" w:after="140"/>
+        <w:ind w:hanging="0" w:start="0" w:end="0"/>
+        <w:jc w:val="start"/>
+        <w:rPr>
+          <w:rFonts w:ascii="Open Sans;Helvetica;Arial;sans-serif" w:hAnsi="Open Sans;Helvetica;Arial;sans-serif"/>
+          <w:b w:val="false"/>
+          <w:i w:val="false"/>
+          <w:caps w:val="false"/>
+          <w:smallCaps w:val="false"/>
+          <w:strike w:val="false"/>
+          <w:dstrike w:val="false"/>
+          <w:color w:val="333333"/>
+          <w:spacing w:val="0"/>
+          <w:sz w:val="24"/>
+          <w:u w:val="none"/>
+          <w:effect w:val="none"/>
+          <w:shd w:fill="FFFFFF" w:val="clear"/>
+        </w:rPr>
+      </w:pPr>
+      <w:r>
+        <w:rPr>
+          <w:rFonts w:ascii="Open Sans;Helvetica;Arial;sans-serif" w:hAnsi="Open Sans;Helvetica;Arial;sans-serif"/>
+          <w:b w:val="false"/>
+          <w:i w:val="false"/>
+          <w:caps w:val="false"/>
+          <w:smallCaps w:val="false"/>
+          <w:strike w:val="false"/>
+          <w:dstrike w:val="false"/>
+          <w:color w:val="333333"/>
+          <w:spacing w:val="0"/>
+          <w:sz w:val="24"/>
+          <w:u w:val="none"/>
+          <w:effect w:val="none"/>
+          <w:shd w:fill="FFFFFF" w:val="clear"/>
+        </w:rPr>
         <w:t>Mikä on oletusyhdyskäytävän (Default Gateway) numerosarja? Onko sama kuin oman koneesi, ja jos poikkeaa niin miltä osin?</w:t>
       </w:r>
     </w:p>
@@ -2423,6 +2527,128 @@
         <w:ind w:hanging="0" w:start="0" w:end="0"/>
         <w:jc w:val="start"/>
         <w:rPr>
+          <w:rFonts w:ascii="Open Sans;Helvetica;Arial;sans-serif" w:hAnsi="Open Sans;Helvetica;Arial;sans-serif"/>
+          <w:b w:val="false"/>
+          <w:i w:val="false"/>
+          <w:caps w:val="false"/>
+          <w:smallCaps w:val="false"/>
+          <w:strike w:val="false"/>
+          <w:dstrike w:val="false"/>
+          <w:color w:val="333333"/>
+          <w:spacing w:val="0"/>
+          <w:sz w:val="24"/>
+          <w:u w:val="none"/>
+          <w:effect w:val="none"/>
+          <w:shd w:fill="FFFFFF" w:val="clear"/>
+        </w:rPr>
+      </w:pPr>
+      <w:r>
+        <w:rPr>
+          <w:rFonts w:ascii="Open Sans;Helvetica;Arial;sans-serif" w:hAnsi="Open Sans;Helvetica;Arial;sans-serif"/>
+          <w:b w:val="false"/>
+          <w:i w:val="false"/>
+          <w:caps w:val="false"/>
+          <w:smallCaps w:val="false"/>
+          <w:strike w:val="false"/>
+          <w:dstrike w:val="false"/>
+          <w:color w:val="333333"/>
+          <w:spacing w:val="0"/>
+          <w:sz w:val="24"/>
+          <w:u w:val="none"/>
+          <w:effect w:val="none"/>
+          <w:shd w:fill="FFFFFF" w:val="clear"/>
+        </w:rPr>
+        <w:t xml:space="preserve">- </w:t>
+      </w:r>
+      <w:r>
+        <w:rPr>
+          <w:rFonts w:ascii="Open Sans;Helvetica;Arial;sans-serif" w:hAnsi="Open Sans;Helvetica;Arial;sans-serif"/>
+          <w:b w:val="false"/>
+          <w:i w:val="false"/>
+          <w:caps w:val="false"/>
+          <w:smallCaps w:val="false"/>
+          <w:strike w:val="false"/>
+          <w:dstrike w:val="false"/>
+          <w:color w:val="333333"/>
+          <w:spacing w:val="0"/>
+          <w:sz w:val="24"/>
+          <w:u w:val="none"/>
+          <w:effect w:val="none"/>
+          <w:shd w:fill="FFFFFF" w:val="clear"/>
+        </w:rPr>
+        <w:t>Virtuaali 10.0.2.2</w:t>
+      </w:r>
+    </w:p>
+    <w:p>
+      <w:pPr>
+        <w:pStyle w:val="BodyText"/>
+        <w:widowControl/>
+        <w:bidi w:val="0"/>
+        <w:spacing w:before="150" w:after="140"/>
+        <w:ind w:hanging="0" w:start="0" w:end="0"/>
+        <w:jc w:val="start"/>
+        <w:rPr>
+          <w:rFonts w:ascii="Open Sans;Helvetica;Arial;sans-serif" w:hAnsi="Open Sans;Helvetica;Arial;sans-serif"/>
+          <w:b w:val="false"/>
+          <w:i w:val="false"/>
+          <w:caps w:val="false"/>
+          <w:smallCaps w:val="false"/>
+          <w:strike w:val="false"/>
+          <w:dstrike w:val="false"/>
+          <w:color w:val="333333"/>
+          <w:spacing w:val="0"/>
+          <w:sz w:val="24"/>
+          <w:u w:val="none"/>
+          <w:effect w:val="none"/>
+          <w:shd w:fill="FFFFFF" w:val="clear"/>
+        </w:rPr>
+      </w:pPr>
+      <w:r>
+        <w:rPr>
+          <w:rFonts w:ascii="Open Sans;Helvetica;Arial;sans-serif" w:hAnsi="Open Sans;Helvetica;Arial;sans-serif"/>
+          <w:b w:val="false"/>
+          <w:i w:val="false"/>
+          <w:caps w:val="false"/>
+          <w:smallCaps w:val="false"/>
+          <w:strike w:val="false"/>
+          <w:dstrike w:val="false"/>
+          <w:color w:val="333333"/>
+          <w:spacing w:val="0"/>
+          <w:sz w:val="24"/>
+          <w:u w:val="none"/>
+          <w:effect w:val="none"/>
+          <w:shd w:fill="FFFFFF" w:val="clear"/>
+        </w:rPr>
+        <w:t xml:space="preserve">- </w:t>
+      </w:r>
+      <w:r>
+        <w:rPr>
+          <w:rFonts w:ascii="Open Sans;Helvetica;Arial;sans-serif" w:hAnsi="Open Sans;Helvetica;Arial;sans-serif"/>
+          <w:b w:val="false"/>
+          <w:i w:val="false"/>
+          <w:caps w:val="false"/>
+          <w:smallCaps w:val="false"/>
+          <w:strike w:val="false"/>
+          <w:dstrike w:val="false"/>
+          <w:color w:val="333333"/>
+          <w:spacing w:val="0"/>
+          <w:sz w:val="24"/>
+          <w:u w:val="none"/>
+          <w:effect w:val="none"/>
+          <w:shd w:fill="FFFFFF" w:val="clear"/>
+        </w:rPr>
+        <w:t>192.168.0.0</w:t>
+      </w:r>
+    </w:p>
+    <w:p>
+      <w:pPr>
+        <w:pStyle w:val="BodyText"/>
+        <w:widowControl/>
+        <w:bidi w:val="0"/>
+        <w:spacing w:before="150" w:after="140"/>
+        <w:ind w:hanging="0" w:start="0" w:end="0"/>
+        <w:jc w:val="start"/>
+        <w:rPr>
           <w:caps w:val="false"/>
           <w:smallCaps w:val="false"/>
           <w:strike w:val="false"/>
@@ -2575,7 +2801,790 @@
           <w:effect w:val="none"/>
           <w:shd w:fill="FFFFFF" w:val="clear"/>
         </w:rPr>
+        <w:t xml:space="preserve">- </w:t>
+      </w:r>
+      <w:r>
+        <w:rPr>
+          <w:rFonts w:ascii="Open Sans;Helvetica;Arial;sans-serif" w:hAnsi="Open Sans;Helvetica;Arial;sans-serif"/>
+          <w:b w:val="false"/>
+          <w:i w:val="false"/>
+          <w:caps w:val="false"/>
+          <w:smallCaps w:val="false"/>
+          <w:strike w:val="false"/>
+          <w:dstrike w:val="false"/>
+          <w:color w:val="333333"/>
+          <w:spacing w:val="0"/>
+          <w:sz w:val="24"/>
+          <w:u w:val="none"/>
+          <w:effect w:val="none"/>
+          <w:shd w:fill="FFFFFF" w:val="clear"/>
+        </w:rPr>
+        <w:t>No ei vastaa tuollaiseen pingiin</w:t>
+      </w:r>
+    </w:p>
+    <w:p>
+      <w:pPr>
+        <w:pStyle w:val="BodyText"/>
+        <w:widowControl/>
+        <w:bidi w:val="0"/>
+        <w:spacing w:before="150" w:after="140"/>
+        <w:ind w:hanging="0" w:start="0" w:end="0"/>
+        <w:jc w:val="start"/>
+        <w:rPr>
+          <w:rFonts w:ascii="Open Sans;Helvetica;Arial;sans-serif" w:hAnsi="Open Sans;Helvetica;Arial;sans-serif"/>
+          <w:b w:val="false"/>
+          <w:i w:val="false"/>
+          <w:caps w:val="false"/>
+          <w:smallCaps w:val="false"/>
+          <w:strike w:val="false"/>
+          <w:dstrike w:val="false"/>
+          <w:color w:val="333333"/>
+          <w:spacing w:val="0"/>
+          <w:sz w:val="24"/>
+          <w:u w:val="none"/>
+          <w:effect w:val="none"/>
+          <w:shd w:fill="FFFFFF" w:val="clear"/>
+        </w:rPr>
+      </w:pPr>
+      <w:r>
+        <w:rPr>
+          <w:rFonts w:ascii="Open Sans;Helvetica;Arial;sans-serif" w:hAnsi="Open Sans;Helvetica;Arial;sans-serif"/>
+          <w:b w:val="false"/>
+          <w:i w:val="false"/>
+          <w:caps w:val="false"/>
+          <w:smallCaps w:val="false"/>
+          <w:strike w:val="false"/>
+          <w:dstrike w:val="false"/>
+          <w:color w:val="333333"/>
+          <w:spacing w:val="0"/>
+          <w:sz w:val="24"/>
+          <w:u w:val="none"/>
+          <w:effect w:val="none"/>
+          <w:shd w:fill="FFFFFF" w:val="clear"/>
+        </w:rPr>
+      </w:r>
+    </w:p>
+    <w:p>
+      <w:pPr>
+        <w:pStyle w:val="BodyText"/>
+        <w:widowControl/>
+        <w:bidi w:val="0"/>
+        <w:spacing w:before="150" w:after="140"/>
+        <w:ind w:hanging="0" w:start="0" w:end="0"/>
+        <w:jc w:val="start"/>
+        <w:rPr>
+          <w:rFonts w:ascii="Open Sans;Helvetica;Arial;sans-serif" w:hAnsi="Open Sans;Helvetica;Arial;sans-serif"/>
+          <w:b w:val="false"/>
+          <w:i w:val="false"/>
+          <w:caps w:val="false"/>
+          <w:smallCaps w:val="false"/>
+          <w:strike w:val="false"/>
+          <w:dstrike w:val="false"/>
+          <w:color w:val="333333"/>
+          <w:spacing w:val="0"/>
+          <w:sz w:val="24"/>
+          <w:u w:val="none"/>
+          <w:effect w:val="none"/>
+          <w:shd w:fill="FFFFFF" w:val="clear"/>
+        </w:rPr>
+      </w:pPr>
+      <w:r>
+        <w:rPr>
+          <w:rFonts w:ascii="Open Sans;Helvetica;Arial;sans-serif" w:hAnsi="Open Sans;Helvetica;Arial;sans-serif"/>
+          <w:b w:val="false"/>
+          <w:i w:val="false"/>
+          <w:caps w:val="false"/>
+          <w:smallCaps w:val="false"/>
+          <w:strike w:val="false"/>
+          <w:dstrike w:val="false"/>
+          <w:color w:val="333333"/>
+          <w:spacing w:val="0"/>
+          <w:sz w:val="24"/>
+          <w:u w:val="none"/>
+          <w:effect w:val="none"/>
+          <w:shd w:fill="FFFFFF" w:val="clear"/>
+        </w:rPr>
+      </w:r>
+    </w:p>
+    <w:p>
+      <w:pPr>
+        <w:pStyle w:val="BodyText"/>
+        <w:widowControl/>
+        <w:bidi w:val="0"/>
+        <w:spacing w:before="150" w:after="140"/>
+        <w:ind w:hanging="0" w:start="0" w:end="0"/>
+        <w:jc w:val="start"/>
+        <w:rPr>
+          <w:rFonts w:ascii="Open Sans;Helvetica;Arial;sans-serif" w:hAnsi="Open Sans;Helvetica;Arial;sans-serif"/>
+          <w:b w:val="false"/>
+          <w:i w:val="false"/>
+          <w:caps w:val="false"/>
+          <w:smallCaps w:val="false"/>
+          <w:strike w:val="false"/>
+          <w:dstrike w:val="false"/>
+          <w:color w:val="333333"/>
+          <w:spacing w:val="0"/>
+          <w:sz w:val="24"/>
+          <w:u w:val="none"/>
+          <w:effect w:val="none"/>
+          <w:shd w:fill="FFFFFF" w:val="clear"/>
+        </w:rPr>
+      </w:pPr>
+      <w:r>
+        <w:rPr>
+          <w:rFonts w:ascii="Open Sans;Helvetica;Arial;sans-serif" w:hAnsi="Open Sans;Helvetica;Arial;sans-serif"/>
+          <w:b w:val="false"/>
+          <w:i w:val="false"/>
+          <w:caps w:val="false"/>
+          <w:smallCaps w:val="false"/>
+          <w:strike w:val="false"/>
+          <w:dstrike w:val="false"/>
+          <w:color w:val="333333"/>
+          <w:spacing w:val="0"/>
+          <w:sz w:val="24"/>
+          <w:u w:val="none"/>
+          <w:effect w:val="none"/>
+          <w:shd w:fill="FFFFFF" w:val="clear"/>
+        </w:rPr>
+      </w:r>
+    </w:p>
+    <w:p>
+      <w:pPr>
+        <w:pStyle w:val="BodyText"/>
+        <w:widowControl/>
+        <w:bidi w:val="0"/>
+        <w:spacing w:before="150" w:after="140"/>
+        <w:ind w:hanging="0" w:start="0" w:end="0"/>
+        <w:jc w:val="start"/>
+        <w:rPr>
+          <w:rFonts w:ascii="Open Sans;Helvetica;Arial;sans-serif" w:hAnsi="Open Sans;Helvetica;Arial;sans-serif"/>
+          <w:b w:val="false"/>
+          <w:i w:val="false"/>
+          <w:caps w:val="false"/>
+          <w:smallCaps w:val="false"/>
+          <w:strike w:val="false"/>
+          <w:dstrike w:val="false"/>
+          <w:color w:val="333333"/>
+          <w:spacing w:val="0"/>
+          <w:sz w:val="24"/>
+          <w:u w:val="none"/>
+          <w:effect w:val="none"/>
+          <w:shd w:fill="FFFFFF" w:val="clear"/>
+        </w:rPr>
+      </w:pPr>
+      <w:r>
+        <w:rPr>
+          <w:rFonts w:ascii="Open Sans;Helvetica;Arial;sans-serif" w:hAnsi="Open Sans;Helvetica;Arial;sans-serif"/>
+          <w:b w:val="false"/>
+          <w:i w:val="false"/>
+          <w:caps w:val="false"/>
+          <w:smallCaps w:val="false"/>
+          <w:strike w:val="false"/>
+          <w:dstrike w:val="false"/>
+          <w:color w:val="333333"/>
+          <w:spacing w:val="0"/>
+          <w:sz w:val="24"/>
+          <w:u w:val="none"/>
+          <w:effect w:val="none"/>
+          <w:shd w:fill="FFFFFF" w:val="clear"/>
+        </w:rPr>
+      </w:r>
+    </w:p>
+    <w:p>
+      <w:pPr>
+        <w:pStyle w:val="BodyText"/>
+        <w:widowControl/>
+        <w:bidi w:val="0"/>
+        <w:spacing w:before="150" w:after="140"/>
+        <w:ind w:hanging="0" w:start="0" w:end="0"/>
+        <w:jc w:val="start"/>
+        <w:rPr>
+          <w:rFonts w:ascii="Open Sans;Helvetica;Arial;sans-serif" w:hAnsi="Open Sans;Helvetica;Arial;sans-serif"/>
+          <w:b w:val="false"/>
+          <w:i w:val="false"/>
+          <w:caps w:val="false"/>
+          <w:smallCaps w:val="false"/>
+          <w:strike w:val="false"/>
+          <w:dstrike w:val="false"/>
+          <w:color w:val="333333"/>
+          <w:spacing w:val="0"/>
+          <w:sz w:val="24"/>
+          <w:u w:val="none"/>
+          <w:effect w:val="none"/>
+          <w:shd w:fill="FFFFFF" w:val="clear"/>
+        </w:rPr>
+      </w:pPr>
+      <w:r>
+        <w:rPr>
+          <w:rFonts w:ascii="Open Sans;Helvetica;Arial;sans-serif" w:hAnsi="Open Sans;Helvetica;Arial;sans-serif"/>
+          <w:b w:val="false"/>
+          <w:i w:val="false"/>
+          <w:caps w:val="false"/>
+          <w:smallCaps w:val="false"/>
+          <w:strike w:val="false"/>
+          <w:dstrike w:val="false"/>
+          <w:color w:val="333333"/>
+          <w:spacing w:val="0"/>
+          <w:sz w:val="24"/>
+          <w:u w:val="none"/>
+          <w:effect w:val="none"/>
+          <w:shd w:fill="FFFFFF" w:val="clear"/>
+        </w:rPr>
+      </w:r>
+    </w:p>
+    <w:p>
+      <w:pPr>
+        <w:pStyle w:val="BodyText"/>
+        <w:widowControl/>
+        <w:bidi w:val="0"/>
+        <w:spacing w:before="150" w:after="140"/>
+        <w:ind w:hanging="0" w:start="0" w:end="0"/>
+        <w:jc w:val="start"/>
+        <w:rPr>
+          <w:rFonts w:ascii="Open Sans;Helvetica;Arial;sans-serif" w:hAnsi="Open Sans;Helvetica;Arial;sans-serif"/>
+          <w:b w:val="false"/>
+          <w:i w:val="false"/>
+          <w:caps w:val="false"/>
+          <w:smallCaps w:val="false"/>
+          <w:strike w:val="false"/>
+          <w:dstrike w:val="false"/>
+          <w:color w:val="333333"/>
+          <w:spacing w:val="0"/>
+          <w:sz w:val="24"/>
+          <w:u w:val="none"/>
+          <w:effect w:val="none"/>
+          <w:shd w:fill="FFFFFF" w:val="clear"/>
+        </w:rPr>
+      </w:pPr>
+      <w:r>
+        <w:rPr>
+          <w:rFonts w:ascii="Open Sans;Helvetica;Arial;sans-serif" w:hAnsi="Open Sans;Helvetica;Arial;sans-serif"/>
+          <w:b w:val="false"/>
+          <w:i w:val="false"/>
+          <w:caps w:val="false"/>
+          <w:smallCaps w:val="false"/>
+          <w:strike w:val="false"/>
+          <w:dstrike w:val="false"/>
+          <w:color w:val="333333"/>
+          <w:spacing w:val="0"/>
+          <w:sz w:val="24"/>
+          <w:u w:val="none"/>
+          <w:effect w:val="none"/>
+          <w:shd w:fill="FFFFFF" w:val="clear"/>
+        </w:rPr>
+      </w:r>
+    </w:p>
+    <w:p>
+      <w:pPr>
+        <w:pStyle w:val="BodyText"/>
+        <w:widowControl/>
+        <w:bidi w:val="0"/>
+        <w:spacing w:before="150" w:after="140"/>
+        <w:ind w:hanging="0" w:start="0" w:end="0"/>
+        <w:jc w:val="start"/>
+        <w:rPr>
+          <w:rFonts w:ascii="Open Sans;Helvetica;Arial;sans-serif" w:hAnsi="Open Sans;Helvetica;Arial;sans-serif"/>
+          <w:b w:val="false"/>
+          <w:i w:val="false"/>
+          <w:caps w:val="false"/>
+          <w:smallCaps w:val="false"/>
+          <w:strike w:val="false"/>
+          <w:dstrike w:val="false"/>
+          <w:color w:val="333333"/>
+          <w:spacing w:val="0"/>
+          <w:sz w:val="24"/>
+          <w:u w:val="none"/>
+          <w:effect w:val="none"/>
+          <w:shd w:fill="FFFFFF" w:val="clear"/>
+        </w:rPr>
+      </w:pPr>
+      <w:r>
+        <w:rPr>
+          <w:rFonts w:ascii="Open Sans;Helvetica;Arial;sans-serif" w:hAnsi="Open Sans;Helvetica;Arial;sans-serif"/>
+          <w:b w:val="false"/>
+          <w:i w:val="false"/>
+          <w:caps w:val="false"/>
+          <w:smallCaps w:val="false"/>
+          <w:strike w:val="false"/>
+          <w:dstrike w:val="false"/>
+          <w:color w:val="333333"/>
+          <w:spacing w:val="0"/>
+          <w:sz w:val="24"/>
+          <w:u w:val="none"/>
+          <w:effect w:val="none"/>
+          <w:shd w:fill="FFFFFF" w:val="clear"/>
+        </w:rPr>
+      </w:r>
+    </w:p>
+    <w:p>
+      <w:pPr>
+        <w:pStyle w:val="BodyText"/>
+        <w:widowControl/>
+        <w:bidi w:val="0"/>
+        <w:spacing w:before="150" w:after="140"/>
+        <w:ind w:hanging="0" w:start="0" w:end="0"/>
+        <w:jc w:val="start"/>
+        <w:rPr>
+          <w:rFonts w:ascii="Open Sans;Helvetica;Arial;sans-serif" w:hAnsi="Open Sans;Helvetica;Arial;sans-serif"/>
+          <w:b w:val="false"/>
+          <w:i w:val="false"/>
+          <w:caps w:val="false"/>
+          <w:smallCaps w:val="false"/>
+          <w:strike w:val="false"/>
+          <w:dstrike w:val="false"/>
+          <w:color w:val="333333"/>
+          <w:spacing w:val="0"/>
+          <w:sz w:val="24"/>
+          <w:u w:val="none"/>
+          <w:effect w:val="none"/>
+          <w:shd w:fill="FFFFFF" w:val="clear"/>
+        </w:rPr>
+      </w:pPr>
+      <w:r>
+        <w:rPr>
+          <w:rFonts w:ascii="Open Sans;Helvetica;Arial;sans-serif" w:hAnsi="Open Sans;Helvetica;Arial;sans-serif"/>
+          <w:b w:val="false"/>
+          <w:i w:val="false"/>
+          <w:caps w:val="false"/>
+          <w:smallCaps w:val="false"/>
+          <w:strike w:val="false"/>
+          <w:dstrike w:val="false"/>
+          <w:color w:val="333333"/>
+          <w:spacing w:val="0"/>
+          <w:sz w:val="24"/>
+          <w:u w:val="none"/>
+          <w:effect w:val="none"/>
+          <w:shd w:fill="FFFFFF" w:val="clear"/>
+        </w:rPr>
         <w:t>Mitä rivillä lukee?</w:t>
+      </w:r>
+    </w:p>
+    <w:p>
+      <w:pPr>
+        <w:pStyle w:val="BodyText"/>
+        <w:widowControl/>
+        <w:bidi w:val="0"/>
+        <w:spacing w:before="150" w:after="140"/>
+        <w:ind w:hanging="0" w:start="0" w:end="0"/>
+        <w:jc w:val="start"/>
+        <w:rPr>
+          <w:rFonts w:ascii="Open Sans;Helvetica;Arial;sans-serif" w:hAnsi="Open Sans;Helvetica;Arial;sans-serif"/>
+          <w:b w:val="false"/>
+          <w:i w:val="false"/>
+          <w:caps w:val="false"/>
+          <w:smallCaps w:val="false"/>
+          <w:strike w:val="false"/>
+          <w:dstrike w:val="false"/>
+          <w:color w:val="333333"/>
+          <w:spacing w:val="0"/>
+          <w:sz w:val="24"/>
+          <w:u w:val="none"/>
+          <w:effect w:val="none"/>
+          <w:shd w:fill="FFFFFF" w:val="clear"/>
+        </w:rPr>
+      </w:pPr>
+      <w:r>
+        <w:rPr>
+          <w:rFonts w:ascii="Open Sans;Helvetica;Arial;sans-serif" w:hAnsi="Open Sans;Helvetica;Arial;sans-serif"/>
+          <w:b w:val="false"/>
+          <w:i w:val="false"/>
+          <w:caps w:val="false"/>
+          <w:smallCaps w:val="false"/>
+          <w:strike w:val="false"/>
+          <w:dstrike w:val="false"/>
+          <w:color w:val="333333"/>
+          <w:spacing w:val="0"/>
+          <w:sz w:val="24"/>
+          <w:u w:val="none"/>
+          <w:effect w:val="none"/>
+          <w:shd w:fill="FFFFFF" w:val="clear"/>
+        </w:rPr>
+        <w:t>- ping 192.168.10.75</w:t>
+      </w:r>
+    </w:p>
+    <w:p>
+      <w:pPr>
+        <w:pStyle w:val="BodyText"/>
+        <w:widowControl/>
+        <w:bidi w:val="0"/>
+        <w:spacing w:before="150" w:after="140"/>
+        <w:ind w:hanging="0" w:start="0" w:end="0"/>
+        <w:jc w:val="start"/>
+        <w:rPr>
+          <w:rFonts w:ascii="Open Sans;Helvetica;Arial;sans-serif" w:hAnsi="Open Sans;Helvetica;Arial;sans-serif"/>
+          <w:b w:val="false"/>
+          <w:i w:val="false"/>
+          <w:caps w:val="false"/>
+          <w:smallCaps w:val="false"/>
+          <w:strike w:val="false"/>
+          <w:dstrike w:val="false"/>
+          <w:color w:val="333333"/>
+          <w:spacing w:val="0"/>
+          <w:sz w:val="24"/>
+          <w:u w:val="none"/>
+          <w:effect w:val="none"/>
+          <w:shd w:fill="FFFFFF" w:val="clear"/>
+        </w:rPr>
+      </w:pPr>
+      <w:r>
+        <w:rPr>
+          <w:rFonts w:ascii="Open Sans;Helvetica;Arial;sans-serif" w:hAnsi="Open Sans;Helvetica;Arial;sans-serif"/>
+          <w:b w:val="false"/>
+          <w:i w:val="false"/>
+          <w:caps w:val="false"/>
+          <w:smallCaps w:val="false"/>
+          <w:strike w:val="false"/>
+          <w:dstrike w:val="false"/>
+          <w:color w:val="333333"/>
+          <w:spacing w:val="0"/>
+          <w:sz w:val="24"/>
+          <w:u w:val="none"/>
+          <w:effect w:val="none"/>
+          <w:shd w:fill="FFFFFF" w:val="clear"/>
+        </w:rPr>
+        <w:t>- Pinging 192.168.10.75 with 32 bytes of data:</w:t>
+      </w:r>
+    </w:p>
+    <w:p>
+      <w:pPr>
+        <w:pStyle w:val="BodyText"/>
+        <w:widowControl/>
+        <w:bidi w:val="0"/>
+        <w:spacing w:before="150" w:after="140"/>
+        <w:ind w:hanging="0" w:start="0" w:end="0"/>
+        <w:jc w:val="start"/>
+        <w:rPr>
+          <w:rFonts w:ascii="Open Sans;Helvetica;Arial;sans-serif" w:hAnsi="Open Sans;Helvetica;Arial;sans-serif"/>
+          <w:b w:val="false"/>
+          <w:i w:val="false"/>
+          <w:caps w:val="false"/>
+          <w:smallCaps w:val="false"/>
+          <w:strike w:val="false"/>
+          <w:dstrike w:val="false"/>
+          <w:color w:val="333333"/>
+          <w:spacing w:val="0"/>
+          <w:sz w:val="24"/>
+          <w:u w:val="none"/>
+          <w:effect w:val="none"/>
+          <w:shd w:fill="FFFFFF" w:val="clear"/>
+        </w:rPr>
+      </w:pPr>
+      <w:r>
+        <w:rPr>
+          <w:rFonts w:ascii="Open Sans;Helvetica;Arial;sans-serif" w:hAnsi="Open Sans;Helvetica;Arial;sans-serif"/>
+          <w:b w:val="false"/>
+          <w:i w:val="false"/>
+          <w:caps w:val="false"/>
+          <w:smallCaps w:val="false"/>
+          <w:strike w:val="false"/>
+          <w:dstrike w:val="false"/>
+          <w:color w:val="333333"/>
+          <w:spacing w:val="0"/>
+          <w:sz w:val="24"/>
+          <w:u w:val="none"/>
+          <w:effect w:val="none"/>
+          <w:shd w:fill="FFFFFF" w:val="clear"/>
+        </w:rPr>
+        <w:t>- Request timed out.</w:t>
+      </w:r>
+    </w:p>
+    <w:p>
+      <w:pPr>
+        <w:pStyle w:val="BodyText"/>
+        <w:widowControl/>
+        <w:bidi w:val="0"/>
+        <w:spacing w:before="150" w:after="140"/>
+        <w:ind w:hanging="0" w:start="0" w:end="0"/>
+        <w:jc w:val="start"/>
+        <w:rPr>
+          <w:rFonts w:ascii="Open Sans;Helvetica;Arial;sans-serif" w:hAnsi="Open Sans;Helvetica;Arial;sans-serif"/>
+          <w:b w:val="false"/>
+          <w:i w:val="false"/>
+          <w:caps w:val="false"/>
+          <w:smallCaps w:val="false"/>
+          <w:strike w:val="false"/>
+          <w:dstrike w:val="false"/>
+          <w:color w:val="333333"/>
+          <w:spacing w:val="0"/>
+          <w:sz w:val="24"/>
+          <w:u w:val="none"/>
+          <w:effect w:val="none"/>
+          <w:shd w:fill="FFFFFF" w:val="clear"/>
+        </w:rPr>
+      </w:pPr>
+      <w:r>
+        <w:rPr>
+          <w:rFonts w:ascii="Open Sans;Helvetica;Arial;sans-serif" w:hAnsi="Open Sans;Helvetica;Arial;sans-serif"/>
+          <w:b w:val="false"/>
+          <w:i w:val="false"/>
+          <w:caps w:val="false"/>
+          <w:smallCaps w:val="false"/>
+          <w:strike w:val="false"/>
+          <w:dstrike w:val="false"/>
+          <w:color w:val="333333"/>
+          <w:spacing w:val="0"/>
+          <w:sz w:val="24"/>
+          <w:u w:val="none"/>
+          <w:effect w:val="none"/>
+          <w:shd w:fill="FFFFFF" w:val="clear"/>
+        </w:rPr>
+        <w:t>- Request timed out.</w:t>
+      </w:r>
+    </w:p>
+    <w:p>
+      <w:pPr>
+        <w:pStyle w:val="BodyText"/>
+        <w:widowControl/>
+        <w:bidi w:val="0"/>
+        <w:spacing w:before="150" w:after="140"/>
+        <w:ind w:hanging="0" w:start="0" w:end="0"/>
+        <w:jc w:val="start"/>
+        <w:rPr>
+          <w:rFonts w:ascii="Open Sans;Helvetica;Arial;sans-serif" w:hAnsi="Open Sans;Helvetica;Arial;sans-serif"/>
+          <w:b w:val="false"/>
+          <w:i w:val="false"/>
+          <w:caps w:val="false"/>
+          <w:smallCaps w:val="false"/>
+          <w:strike w:val="false"/>
+          <w:dstrike w:val="false"/>
+          <w:color w:val="333333"/>
+          <w:spacing w:val="0"/>
+          <w:sz w:val="24"/>
+          <w:u w:val="none"/>
+          <w:effect w:val="none"/>
+          <w:shd w:fill="FFFFFF" w:val="clear"/>
+        </w:rPr>
+      </w:pPr>
+      <w:r>
+        <w:rPr>
+          <w:rFonts w:ascii="Open Sans;Helvetica;Arial;sans-serif" w:hAnsi="Open Sans;Helvetica;Arial;sans-serif"/>
+          <w:b w:val="false"/>
+          <w:i w:val="false"/>
+          <w:caps w:val="false"/>
+          <w:smallCaps w:val="false"/>
+          <w:strike w:val="false"/>
+          <w:dstrike w:val="false"/>
+          <w:color w:val="333333"/>
+          <w:spacing w:val="0"/>
+          <w:sz w:val="24"/>
+          <w:u w:val="none"/>
+          <w:effect w:val="none"/>
+          <w:shd w:fill="FFFFFF" w:val="clear"/>
+        </w:rPr>
+        <w:t>Kun taas:</w:t>
+      </w:r>
+    </w:p>
+    <w:p>
+      <w:pPr>
+        <w:pStyle w:val="BodyText"/>
+        <w:widowControl/>
+        <w:bidi w:val="0"/>
+        <w:spacing w:before="150" w:after="140"/>
+        <w:ind w:hanging="0" w:start="0" w:end="0"/>
+        <w:jc w:val="start"/>
+        <w:rPr>
+          <w:rFonts w:ascii="Open Sans;Helvetica;Arial;sans-serif" w:hAnsi="Open Sans;Helvetica;Arial;sans-serif"/>
+          <w:b w:val="false"/>
+          <w:i w:val="false"/>
+          <w:caps w:val="false"/>
+          <w:smallCaps w:val="false"/>
+          <w:strike w:val="false"/>
+          <w:dstrike w:val="false"/>
+          <w:color w:val="333333"/>
+          <w:spacing w:val="0"/>
+          <w:sz w:val="24"/>
+          <w:u w:val="none"/>
+          <w:effect w:val="none"/>
+          <w:shd w:fill="FFFFFF" w:val="clear"/>
+        </w:rPr>
+      </w:pPr>
+      <w:r>
+        <w:rPr>
+          <w:rFonts w:ascii="Open Sans;Helvetica;Arial;sans-serif" w:hAnsi="Open Sans;Helvetica;Arial;sans-serif"/>
+          <w:b w:val="false"/>
+          <w:i w:val="false"/>
+          <w:caps w:val="false"/>
+          <w:smallCaps w:val="false"/>
+          <w:strike w:val="false"/>
+          <w:dstrike w:val="false"/>
+          <w:color w:val="333333"/>
+          <w:spacing w:val="0"/>
+          <w:sz w:val="24"/>
+          <w:u w:val="none"/>
+          <w:effect w:val="none"/>
+          <w:shd w:fill="FFFFFF" w:val="clear"/>
+        </w:rPr>
+        <w:t>- ping google.fi</w:t>
+      </w:r>
+    </w:p>
+    <w:p>
+      <w:pPr>
+        <w:pStyle w:val="BodyText"/>
+        <w:widowControl/>
+        <w:bidi w:val="0"/>
+        <w:spacing w:before="150" w:after="140"/>
+        <w:ind w:hanging="0" w:start="0" w:end="0"/>
+        <w:jc w:val="start"/>
+        <w:rPr>
+          <w:rFonts w:ascii="Open Sans;Helvetica;Arial;sans-serif" w:hAnsi="Open Sans;Helvetica;Arial;sans-serif"/>
+          <w:b w:val="false"/>
+          <w:i w:val="false"/>
+          <w:caps w:val="false"/>
+          <w:smallCaps w:val="false"/>
+          <w:strike w:val="false"/>
+          <w:dstrike w:val="false"/>
+          <w:color w:val="333333"/>
+          <w:spacing w:val="0"/>
+          <w:sz w:val="24"/>
+          <w:u w:val="none"/>
+          <w:effect w:val="none"/>
+          <w:shd w:fill="FFFFFF" w:val="clear"/>
+        </w:rPr>
+      </w:pPr>
+      <w:r>
+        <w:rPr>
+          <w:rFonts w:ascii="Open Sans;Helvetica;Arial;sans-serif" w:hAnsi="Open Sans;Helvetica;Arial;sans-serif"/>
+          <w:b w:val="false"/>
+          <w:i w:val="false"/>
+          <w:caps w:val="false"/>
+          <w:smallCaps w:val="false"/>
+          <w:strike w:val="false"/>
+          <w:dstrike w:val="false"/>
+          <w:color w:val="333333"/>
+          <w:spacing w:val="0"/>
+          <w:sz w:val="24"/>
+          <w:u w:val="none"/>
+          <w:effect w:val="none"/>
+          <w:shd w:fill="FFFFFF" w:val="clear"/>
+        </w:rPr>
+        <w:t>- Pinging google.fi [216.58.210.163] with 32 bytes of data:</w:t>
+      </w:r>
+    </w:p>
+    <w:p>
+      <w:pPr>
+        <w:pStyle w:val="BodyText"/>
+        <w:widowControl/>
+        <w:bidi w:val="0"/>
+        <w:spacing w:before="150" w:after="140"/>
+        <w:ind w:hanging="0" w:start="0" w:end="0"/>
+        <w:jc w:val="start"/>
+        <w:rPr>
+          <w:rFonts w:ascii="Open Sans;Helvetica;Arial;sans-serif" w:hAnsi="Open Sans;Helvetica;Arial;sans-serif"/>
+          <w:b w:val="false"/>
+          <w:i w:val="false"/>
+          <w:caps w:val="false"/>
+          <w:smallCaps w:val="false"/>
+          <w:strike w:val="false"/>
+          <w:dstrike w:val="false"/>
+          <w:color w:val="333333"/>
+          <w:spacing w:val="0"/>
+          <w:sz w:val="24"/>
+          <w:u w:val="none"/>
+          <w:effect w:val="none"/>
+          <w:shd w:fill="FFFFFF" w:val="clear"/>
+        </w:rPr>
+      </w:pPr>
+      <w:r>
+        <w:rPr>
+          <w:rFonts w:ascii="Open Sans;Helvetica;Arial;sans-serif" w:hAnsi="Open Sans;Helvetica;Arial;sans-serif"/>
+          <w:b w:val="false"/>
+          <w:i w:val="false"/>
+          <w:caps w:val="false"/>
+          <w:smallCaps w:val="false"/>
+          <w:strike w:val="false"/>
+          <w:dstrike w:val="false"/>
+          <w:color w:val="333333"/>
+          <w:spacing w:val="0"/>
+          <w:sz w:val="24"/>
+          <w:u w:val="none"/>
+          <w:effect w:val="none"/>
+          <w:shd w:fill="FFFFFF" w:val="clear"/>
+        </w:rPr>
+        <w:t>- Reply from 216.58.210.163: bytes=32 time=16ms TTL=127</w:t>
+      </w:r>
+    </w:p>
+    <w:p>
+      <w:pPr>
+        <w:pStyle w:val="BodyText"/>
+        <w:widowControl/>
+        <w:bidi w:val="0"/>
+        <w:spacing w:before="150" w:after="140"/>
+        <w:ind w:hanging="0" w:start="0" w:end="0"/>
+        <w:jc w:val="start"/>
+        <w:rPr>
+          <w:rFonts w:ascii="Open Sans;Helvetica;Arial;sans-serif" w:hAnsi="Open Sans;Helvetica;Arial;sans-serif"/>
+          <w:b w:val="false"/>
+          <w:i w:val="false"/>
+          <w:caps w:val="false"/>
+          <w:smallCaps w:val="false"/>
+          <w:strike w:val="false"/>
+          <w:dstrike w:val="false"/>
+          <w:color w:val="333333"/>
+          <w:spacing w:val="0"/>
+          <w:sz w:val="24"/>
+          <w:u w:val="none"/>
+          <w:effect w:val="none"/>
+          <w:shd w:fill="FFFFFF" w:val="clear"/>
+        </w:rPr>
+      </w:pPr>
+      <w:r>
+        <w:rPr>
+          <w:rFonts w:ascii="Open Sans;Helvetica;Arial;sans-serif" w:hAnsi="Open Sans;Helvetica;Arial;sans-serif"/>
+          <w:b w:val="false"/>
+          <w:i w:val="false"/>
+          <w:caps w:val="false"/>
+          <w:smallCaps w:val="false"/>
+          <w:strike w:val="false"/>
+          <w:dstrike w:val="false"/>
+          <w:color w:val="333333"/>
+          <w:spacing w:val="0"/>
+          <w:sz w:val="24"/>
+          <w:u w:val="none"/>
+          <w:effect w:val="none"/>
+          <w:shd w:fill="FFFFFF" w:val="clear"/>
+        </w:rPr>
+      </w:r>
+    </w:p>
+    <w:p>
+      <w:pPr>
+        <w:pStyle w:val="BodyText"/>
+        <w:widowControl/>
+        <w:bidi w:val="0"/>
+        <w:spacing w:before="150" w:after="140"/>
+        <w:ind w:hanging="0" w:start="0" w:end="0"/>
+        <w:jc w:val="start"/>
+        <w:rPr>
+          <w:rFonts w:ascii="Open Sans;Helvetica;Arial;sans-serif" w:hAnsi="Open Sans;Helvetica;Arial;sans-serif"/>
+          <w:b w:val="false"/>
+          <w:i w:val="false"/>
+          <w:caps w:val="false"/>
+          <w:smallCaps w:val="false"/>
+          <w:strike w:val="false"/>
+          <w:dstrike w:val="false"/>
+          <w:color w:val="333333"/>
+          <w:spacing w:val="0"/>
+          <w:sz w:val="24"/>
+          <w:u w:val="none"/>
+          <w:effect w:val="none"/>
+          <w:shd w:fill="FFFFFF" w:val="clear"/>
+        </w:rPr>
+      </w:pPr>
+      <w:r>
+        <w:rPr>
+          <w:rFonts w:ascii="Open Sans;Helvetica;Arial;sans-serif" w:hAnsi="Open Sans;Helvetica;Arial;sans-serif"/>
+          <w:b w:val="false"/>
+          <w:i w:val="false"/>
+          <w:caps w:val="false"/>
+          <w:smallCaps w:val="false"/>
+          <w:strike w:val="false"/>
+          <w:dstrike w:val="false"/>
+          <w:color w:val="333333"/>
+          <w:spacing w:val="0"/>
+          <w:sz w:val="24"/>
+          <w:u w:val="none"/>
+          <w:effect w:val="none"/>
+          <w:shd w:fill="FFFFFF" w:val="clear"/>
+        </w:rPr>
       </w:r>
     </w:p>
     <w:p>
